--- a/cv/CV_LSH_e_2026.docx
+++ b/cv/CV_LSH_e_2026.docx
@@ -98,7 +98,7 @@
           <w:kern w:val="0"/>
           <w:sz w:val="24"/>
         </w:rPr>
-        <w:t xml:space="preserve">PhD Student in Civil and Environmental Engineering, HKUST</w:t>
+        <w:t xml:space="preserve">PhD Student in Civil Engineering, HKUST</w:t>
       </w:r>
     </w:p>
     <w:p>
@@ -120,19 +120,19 @@
         <w:jc w:val="left"/>
       </w:pPr>
       <w:r>
-        <w:t xml:space="preserve">Phone: </w:t>
+        <w:t xml:space="preserve"/>
       </w:r>
       <w:r>
         <w:rPr>
           <w:rFonts w:hint="eastAsia"/>
         </w:rPr>
-        <w:t xml:space="preserve">(+852) </w:t>
+        <w:t xml:space="preserve"/>
       </w:r>
       <w:r>
         <w:rPr>
           <w:rFonts w:hint="eastAsia"/>
         </w:rPr>
-        <w:t>6692 9523</w:t>
+        <w:t/>
       </w:r>
     </w:p>
     <w:p>
@@ -140,28 +140,28 @@
         <w:jc w:val="left"/>
       </w:pPr>
       <w:r>
-        <w:t xml:space="preserve">Address: </w:t>
+        <w:t xml:space="preserve"/>
       </w:r>
       <w:r>
         <w:rPr>
           <w:rFonts w:hint="eastAsia"/>
         </w:rPr>
-        <w:t>Tower A</w:t>
-      </w:r>
-      <w:r>
-        <w:t xml:space="preserve">, </w:t>
+        <w:t/>
+      </w:r>
+      <w:r>
+        <w:t xml:space="preserve"/>
       </w:r>
       <w:r>
         <w:rPr>
           <w:rFonts w:hint="eastAsia"/>
         </w:rPr>
-        <w:t>HKUST</w:t>
-      </w:r>
-      <w:r>
-        <w:t xml:space="preserve">, </w:t>
-      </w:r>
-      <w:r>
-        <w:t>Clear Water Bay, Hong Kong SAR</w:t>
+        <w:t/>
+      </w:r>
+      <w:r>
+        <w:t xml:space="preserve"/>
+      </w:r>
+      <w:r>
+        <w:t/>
       </w:r>
     </w:p>
     <w:p>
@@ -274,7 +274,7 @@
           <w:b w:val="0"/>
           <w:i w:val="0"/>
         </w:rPr>
-        <w:t xml:space="preserve">I am a first-year PhD student in Civil and Environmental Engineering at HKUST, and a recipient of the </w:t>
+        <w:t xml:space="preserve">I am a first-year PhD student in Civil Engineering at HKUST, and a recipient of the </w:t>
       </w:r>
       <w:r>
         <w:rPr>
@@ -682,7 +682,7 @@
                 <w:b/>
                 <w:i/>
               </w:rPr>
-              <w:t xml:space="preserve">Ph.D. in Civil and Environmental Engineering</w:t>
+              <w:t xml:space="preserve">Ph.D. in Civil Engineering</w:t>
             </w:r>
           </w:p>
         </w:tc>
